--- a/01_The_Blue_Silence/Manuscript/THE_BLUE_SILENCE_Chapter_19_The_Circle.docx
+++ b/01_The_Blue_Silence/Manuscript/THE_BLUE_SILENCE_Chapter_19_The_Circle.docx
@@ -40,7 +40,7 @@
     <w:p>
       <w:pPr/>
       <w:r>
-        <w:t>That was the first condition.</w:t>
+        <w:t>It was the first of his three conditions.</w:t>
       </w:r>
     </w:p>
     <w:p>
@@ -2872,7 +2872,7 @@
     <w:p>
       <w:pPr/>
       <w:r>
-        <w:t>For now.</w:t>
+        <w:t>Until the evidence said otherwise.</w:t>
       </w:r>
     </w:p>
     <w:p>
